--- a/template_abstracts.docx
+++ b/template_abstracts.docx
@@ -1,10 +1,10 @@
 
 <file path=word/document.xml><?xml version="1.0" encoding="utf-8"?>
-<w:document xmlns:wpc="http://schemas.microsoft.com/office/word/2010/wordprocessingCanvas" xmlns:cx="http://schemas.microsoft.com/office/drawing/2014/chartex" xmlns:cx1="http://schemas.microsoft.com/office/drawing/2015/9/8/chartex" xmlns:cx2="http://schemas.microsoft.com/office/drawing/2015/10/21/chartex" xmlns:cx3="http://schemas.microsoft.com/office/drawing/2016/5/9/chartex" xmlns:cx4="http://schemas.microsoft.com/office/drawing/2016/5/10/chartex" xmlns:cx5="http://schemas.microsoft.com/office/drawing/2016/5/11/chartex" xmlns:cx6="http://schemas.microsoft.com/office/drawing/2016/5/12/chartex" xmlns:cx7="http://schemas.microsoft.com/office/drawing/2016/5/13/chartex" xmlns:cx8="http://schemas.microsoft.com/office/drawing/2016/5/14/chartex" xmlns:mc="http://schemas.openxmlformats.org/markup-compatibility/2006" xmlns:aink="http://schemas.microsoft.com/office/drawing/2016/ink" xmlns:am3d="http://schemas.microsoft.com/office/drawing/2017/model3d" xmlns:o="urn:schemas-microsoft-com:office:office" xmlns:oel="http://schemas.microsoft.com/office/2019/extlst" xmlns:r="http://schemas.openxmlformats.org/officeDocument/2006/relationships" xmlns:m="http://schemas.openxmlformats.org/officeDocument/2006/math" xmlns:v="urn:schemas-microsoft-com:vml" xmlns:wp14="http://schemas.microsoft.com/office/word/2010/wordprocessingDrawing" xmlns:wp="http://schemas.openxmlformats.org/drawingml/2006/wordprocessingDrawing" xmlns:w10="urn:schemas-microsoft-com:office:word" xmlns:w="http://schemas.openxmlformats.org/wordprocessingml/2006/main" xmlns:w14="http://schemas.microsoft.com/office/word/2010/wordml" xmlns:w15="http://schemas.microsoft.com/office/word/2012/wordml" xmlns:w16cex="http://schemas.microsoft.com/office/word/2018/wordml/cex" xmlns:w16cid="http://schemas.microsoft.com/office/word/2016/wordml/cid" xmlns:w16="http://schemas.microsoft.com/office/word/2018/wordml" xmlns:w16sdtdh="http://schemas.microsoft.com/office/word/2020/wordml/sdtdatahash" xmlns:w16se="http://schemas.microsoft.com/office/word/2015/wordml/symex" xmlns:wpg="http://schemas.microsoft.com/office/word/2010/wordprocessingGroup" xmlns:wpi="http://schemas.microsoft.com/office/word/2010/wordprocessingInk" xmlns:wne="http://schemas.microsoft.com/office/word/2006/wordml" xmlns:wps="http://schemas.microsoft.com/office/word/2010/wordprocessingShape" mc:Ignorable="w14 w15 w16se w16cid w16 w16cex w16sdtdh wp14">
+<w:document xmlns:wpc="http://schemas.microsoft.com/office/word/2010/wordprocessingCanvas" xmlns:cx="http://schemas.microsoft.com/office/drawing/2014/chartex" xmlns:cx1="http://schemas.microsoft.com/office/drawing/2015/9/8/chartex" xmlns:cx2="http://schemas.microsoft.com/office/drawing/2015/10/21/chartex" xmlns:cx3="http://schemas.microsoft.com/office/drawing/2016/5/9/chartex" xmlns:cx4="http://schemas.microsoft.com/office/drawing/2016/5/10/chartex" xmlns:cx5="http://schemas.microsoft.com/office/drawing/2016/5/11/chartex" xmlns:cx6="http://schemas.microsoft.com/office/drawing/2016/5/12/chartex" xmlns:cx7="http://schemas.microsoft.com/office/drawing/2016/5/13/chartex" xmlns:cx8="http://schemas.microsoft.com/office/drawing/2016/5/14/chartex" xmlns:mc="http://schemas.openxmlformats.org/markup-compatibility/2006" xmlns:aink="http://schemas.microsoft.com/office/drawing/2016/ink" xmlns:am3d="http://schemas.microsoft.com/office/drawing/2017/model3d" xmlns:o="urn:schemas-microsoft-com:office:office" xmlns:r="http://schemas.openxmlformats.org/officeDocument/2006/relationships" xmlns:m="http://schemas.openxmlformats.org/officeDocument/2006/math" xmlns:v="urn:schemas-microsoft-com:vml" xmlns:wp14="http://schemas.microsoft.com/office/word/2010/wordprocessingDrawing" xmlns:wp="http://schemas.openxmlformats.org/drawingml/2006/wordprocessingDrawing" xmlns:w10="urn:schemas-microsoft-com:office:word" xmlns:w="http://schemas.openxmlformats.org/wordprocessingml/2006/main" xmlns:w14="http://schemas.microsoft.com/office/word/2010/wordml" xmlns:w15="http://schemas.microsoft.com/office/word/2012/wordml" xmlns:w16cex="http://schemas.microsoft.com/office/word/2018/wordml/cex" xmlns:w16cid="http://schemas.microsoft.com/office/word/2016/wordml/cid" xmlns:w16="http://schemas.microsoft.com/office/word/2018/wordml" xmlns:w16sdtdh="http://schemas.microsoft.com/office/word/2020/wordml/sdtdatahash" xmlns:w16se="http://schemas.microsoft.com/office/word/2015/wordml/symex" xmlns:wpg="http://schemas.microsoft.com/office/word/2010/wordprocessingGroup" xmlns:wpi="http://schemas.microsoft.com/office/word/2010/wordprocessingInk" xmlns:wne="http://schemas.microsoft.com/office/word/2006/wordml" xmlns:wps="http://schemas.microsoft.com/office/word/2010/wordprocessingShape" mc:Ignorable="w14 w15 w16se w16cid w16 w16cex w16sdtdh wp14">
   <w:body>
     <w:p>
       <w:pPr>
-        <w:pStyle w:val="Titel"/>
+        <w:pStyle w:val="Ttulo"/>
         <w:spacing w:after="240"/>
         <w:rPr>
           <w:lang w:val="en-GB"/>
@@ -55,7 +55,7 @@
     </w:p>
     <w:p>
       <w:pPr>
-        <w:pStyle w:val="Untertitel"/>
+        <w:pStyle w:val="Subttulo"/>
         <w:spacing w:after="480"/>
       </w:pPr>
       <w:r>
@@ -89,13 +89,13 @@
       <w:pPr>
         <w:rPr>
           <w:rFonts w:ascii="Segoe UI Variable Text Semiligh" w:hAnsi="Segoe UI Variable Text Semiligh"/>
-          <w:lang w:val="de-DE"/>
+          <w:lang w:val="en-US"/>
         </w:rPr>
       </w:pPr>
       <w:r>
         <w:rPr>
           <w:rFonts w:ascii="Segoe UI Variable Text Semiligh" w:hAnsi="Segoe UI Variable Text Semiligh"/>
-          <w:lang w:val="de-DE"/>
+          <w:lang w:val="en-US"/>
         </w:rPr>
         <w:t>Institution</w:t>
       </w:r>
@@ -192,7 +192,19 @@
         <w:rPr>
           <w:lang w:val="en-GB"/>
         </w:rPr>
-        <w:t>[please insert 5 ones between comas]</w:t>
+        <w:t>[please insert 5 ones between com</w:t>
+      </w:r>
+      <w:r>
+        <w:rPr>
+          <w:lang w:val="en-GB"/>
+        </w:rPr>
+        <w:t>m</w:t>
+      </w:r>
+      <w:r>
+        <w:rPr>
+          <w:lang w:val="en-GB"/>
+        </w:rPr>
+        <w:t>as]</w:t>
       </w:r>
     </w:p>
     <w:p>
@@ -252,12 +264,27 @@
         <w:rPr>
           <w:lang w:val="en-GB"/>
         </w:rPr>
-        <w:t>[please insert 5 ones between comas]</w:t>
+        <w:t>[please insert 5 ones between com</w:t>
+      </w:r>
+      <w:r>
+        <w:rPr>
+          <w:lang w:val="en-GB"/>
+        </w:rPr>
+        <w:t>m</w:t>
+      </w:r>
+      <w:r>
+        <w:rPr>
+          <w:lang w:val="en-GB"/>
+        </w:rPr>
+        <w:t>as]</w:t>
       </w:r>
     </w:p>
     <w:p>
       <w:pPr>
-        <w:pStyle w:val="KeinLeerraum"/>
+        <w:pStyle w:val="Sinespaciado"/>
+        <w:rPr>
+          <w:lang w:val="en-US"/>
+        </w:rPr>
       </w:pPr>
     </w:p>
     <w:sectPr>
@@ -278,7 +305,7 @@
 </file>
 
 <file path=word/endnotes.xml><?xml version="1.0" encoding="utf-8"?>
-<w:endnotes xmlns:wpc="http://schemas.microsoft.com/office/word/2010/wordprocessingCanvas" xmlns:cx="http://schemas.microsoft.com/office/drawing/2014/chartex" xmlns:cx1="http://schemas.microsoft.com/office/drawing/2015/9/8/chartex" xmlns:cx2="http://schemas.microsoft.com/office/drawing/2015/10/21/chartex" xmlns:cx3="http://schemas.microsoft.com/office/drawing/2016/5/9/chartex" xmlns:cx4="http://schemas.microsoft.com/office/drawing/2016/5/10/chartex" xmlns:cx5="http://schemas.microsoft.com/office/drawing/2016/5/11/chartex" xmlns:cx6="http://schemas.microsoft.com/office/drawing/2016/5/12/chartex" xmlns:cx7="http://schemas.microsoft.com/office/drawing/2016/5/13/chartex" xmlns:cx8="http://schemas.microsoft.com/office/drawing/2016/5/14/chartex" xmlns:mc="http://schemas.openxmlformats.org/markup-compatibility/2006" xmlns:aink="http://schemas.microsoft.com/office/drawing/2016/ink" xmlns:am3d="http://schemas.microsoft.com/office/drawing/2017/model3d" xmlns:o="urn:schemas-microsoft-com:office:office" xmlns:oel="http://schemas.microsoft.com/office/2019/extlst" xmlns:r="http://schemas.openxmlformats.org/officeDocument/2006/relationships" xmlns:m="http://schemas.openxmlformats.org/officeDocument/2006/math" xmlns:v="urn:schemas-microsoft-com:vml" xmlns:wp14="http://schemas.microsoft.com/office/word/2010/wordprocessingDrawing" xmlns:wp="http://schemas.openxmlformats.org/drawingml/2006/wordprocessingDrawing" xmlns:w10="urn:schemas-microsoft-com:office:word" xmlns:w="http://schemas.openxmlformats.org/wordprocessingml/2006/main" xmlns:w14="http://schemas.microsoft.com/office/word/2010/wordml" xmlns:w15="http://schemas.microsoft.com/office/word/2012/wordml" xmlns:w16cex="http://schemas.microsoft.com/office/word/2018/wordml/cex" xmlns:w16cid="http://schemas.microsoft.com/office/word/2016/wordml/cid" xmlns:w16="http://schemas.microsoft.com/office/word/2018/wordml" xmlns:w16sdtdh="http://schemas.microsoft.com/office/word/2020/wordml/sdtdatahash" xmlns:w16se="http://schemas.microsoft.com/office/word/2015/wordml/symex" xmlns:wpg="http://schemas.microsoft.com/office/word/2010/wordprocessingGroup" xmlns:wpi="http://schemas.microsoft.com/office/word/2010/wordprocessingInk" xmlns:wne="http://schemas.microsoft.com/office/word/2006/wordml" xmlns:wps="http://schemas.microsoft.com/office/word/2010/wordprocessingShape" mc:Ignorable="w14 w15 w16se w16cid w16 w16cex w16sdtdh wp14">
+<w:endnotes xmlns:wpc="http://schemas.microsoft.com/office/word/2010/wordprocessingCanvas" xmlns:cx="http://schemas.microsoft.com/office/drawing/2014/chartex" xmlns:cx1="http://schemas.microsoft.com/office/drawing/2015/9/8/chartex" xmlns:cx2="http://schemas.microsoft.com/office/drawing/2015/10/21/chartex" xmlns:cx3="http://schemas.microsoft.com/office/drawing/2016/5/9/chartex" xmlns:cx4="http://schemas.microsoft.com/office/drawing/2016/5/10/chartex" xmlns:cx5="http://schemas.microsoft.com/office/drawing/2016/5/11/chartex" xmlns:cx6="http://schemas.microsoft.com/office/drawing/2016/5/12/chartex" xmlns:cx7="http://schemas.microsoft.com/office/drawing/2016/5/13/chartex" xmlns:cx8="http://schemas.microsoft.com/office/drawing/2016/5/14/chartex" xmlns:mc="http://schemas.openxmlformats.org/markup-compatibility/2006" xmlns:aink="http://schemas.microsoft.com/office/drawing/2016/ink" xmlns:am3d="http://schemas.microsoft.com/office/drawing/2017/model3d" xmlns:o="urn:schemas-microsoft-com:office:office" xmlns:r="http://schemas.openxmlformats.org/officeDocument/2006/relationships" xmlns:m="http://schemas.openxmlformats.org/officeDocument/2006/math" xmlns:v="urn:schemas-microsoft-com:vml" xmlns:wp14="http://schemas.microsoft.com/office/word/2010/wordprocessingDrawing" xmlns:wp="http://schemas.openxmlformats.org/drawingml/2006/wordprocessingDrawing" xmlns:w10="urn:schemas-microsoft-com:office:word" xmlns:w="http://schemas.openxmlformats.org/wordprocessingml/2006/main" xmlns:w14="http://schemas.microsoft.com/office/word/2010/wordml" xmlns:w15="http://schemas.microsoft.com/office/word/2012/wordml" xmlns:w16cex="http://schemas.microsoft.com/office/word/2018/wordml/cex" xmlns:w16cid="http://schemas.microsoft.com/office/word/2016/wordml/cid" xmlns:w16="http://schemas.microsoft.com/office/word/2018/wordml" xmlns:w16sdtdh="http://schemas.microsoft.com/office/word/2020/wordml/sdtdatahash" xmlns:w16se="http://schemas.microsoft.com/office/word/2015/wordml/symex" xmlns:wpg="http://schemas.microsoft.com/office/word/2010/wordprocessingGroup" xmlns:wpi="http://schemas.microsoft.com/office/word/2010/wordprocessingInk" xmlns:wne="http://schemas.microsoft.com/office/word/2006/wordml" xmlns:wps="http://schemas.microsoft.com/office/word/2010/wordprocessingShape" mc:Ignorable="w14 w15 w16se w16cid w16 w16cex w16sdtdh wp14">
   <w:endnote w:type="separator" w:id="-1">
     <w:p>
       <w:r>
@@ -297,37 +324,37 @@
 </file>
 
 <file path=word/footer1.xml><?xml version="1.0" encoding="utf-8"?>
-<w:ftr xmlns:wpc="http://schemas.microsoft.com/office/word/2010/wordprocessingCanvas" xmlns:cx="http://schemas.microsoft.com/office/drawing/2014/chartex" xmlns:cx1="http://schemas.microsoft.com/office/drawing/2015/9/8/chartex" xmlns:cx2="http://schemas.microsoft.com/office/drawing/2015/10/21/chartex" xmlns:cx3="http://schemas.microsoft.com/office/drawing/2016/5/9/chartex" xmlns:cx4="http://schemas.microsoft.com/office/drawing/2016/5/10/chartex" xmlns:cx5="http://schemas.microsoft.com/office/drawing/2016/5/11/chartex" xmlns:cx6="http://schemas.microsoft.com/office/drawing/2016/5/12/chartex" xmlns:cx7="http://schemas.microsoft.com/office/drawing/2016/5/13/chartex" xmlns:cx8="http://schemas.microsoft.com/office/drawing/2016/5/14/chartex" xmlns:mc="http://schemas.openxmlformats.org/markup-compatibility/2006" xmlns:aink="http://schemas.microsoft.com/office/drawing/2016/ink" xmlns:am3d="http://schemas.microsoft.com/office/drawing/2017/model3d" xmlns:o="urn:schemas-microsoft-com:office:office" xmlns:oel="http://schemas.microsoft.com/office/2019/extlst" xmlns:r="http://schemas.openxmlformats.org/officeDocument/2006/relationships" xmlns:m="http://schemas.openxmlformats.org/officeDocument/2006/math" xmlns:v="urn:schemas-microsoft-com:vml" xmlns:wp14="http://schemas.microsoft.com/office/word/2010/wordprocessingDrawing" xmlns:wp="http://schemas.openxmlformats.org/drawingml/2006/wordprocessingDrawing" xmlns:w10="urn:schemas-microsoft-com:office:word" xmlns:w="http://schemas.openxmlformats.org/wordprocessingml/2006/main" xmlns:w14="http://schemas.microsoft.com/office/word/2010/wordml" xmlns:w15="http://schemas.microsoft.com/office/word/2012/wordml" xmlns:w16cex="http://schemas.microsoft.com/office/word/2018/wordml/cex" xmlns:w16cid="http://schemas.microsoft.com/office/word/2016/wordml/cid" xmlns:w16="http://schemas.microsoft.com/office/word/2018/wordml" xmlns:w16sdtdh="http://schemas.microsoft.com/office/word/2020/wordml/sdtdatahash" xmlns:w16se="http://schemas.microsoft.com/office/word/2015/wordml/symex" xmlns:wpg="http://schemas.microsoft.com/office/word/2010/wordprocessingGroup" xmlns:wpi="http://schemas.microsoft.com/office/word/2010/wordprocessingInk" xmlns:wne="http://schemas.microsoft.com/office/word/2006/wordml" xmlns:wps="http://schemas.microsoft.com/office/word/2010/wordprocessingShape" mc:Ignorable="w14 w15 w16se w16cid w16 w16cex w16sdtdh wp14">
+<w:ftr xmlns:wpc="http://schemas.microsoft.com/office/word/2010/wordprocessingCanvas" xmlns:cx="http://schemas.microsoft.com/office/drawing/2014/chartex" xmlns:cx1="http://schemas.microsoft.com/office/drawing/2015/9/8/chartex" xmlns:cx2="http://schemas.microsoft.com/office/drawing/2015/10/21/chartex" xmlns:cx3="http://schemas.microsoft.com/office/drawing/2016/5/9/chartex" xmlns:cx4="http://schemas.microsoft.com/office/drawing/2016/5/10/chartex" xmlns:cx5="http://schemas.microsoft.com/office/drawing/2016/5/11/chartex" xmlns:cx6="http://schemas.microsoft.com/office/drawing/2016/5/12/chartex" xmlns:cx7="http://schemas.microsoft.com/office/drawing/2016/5/13/chartex" xmlns:cx8="http://schemas.microsoft.com/office/drawing/2016/5/14/chartex" xmlns:mc="http://schemas.openxmlformats.org/markup-compatibility/2006" xmlns:aink="http://schemas.microsoft.com/office/drawing/2016/ink" xmlns:am3d="http://schemas.microsoft.com/office/drawing/2017/model3d" xmlns:o="urn:schemas-microsoft-com:office:office" xmlns:r="http://schemas.openxmlformats.org/officeDocument/2006/relationships" xmlns:m="http://schemas.openxmlformats.org/officeDocument/2006/math" xmlns:v="urn:schemas-microsoft-com:vml" xmlns:wp14="http://schemas.microsoft.com/office/word/2010/wordprocessingDrawing" xmlns:wp="http://schemas.openxmlformats.org/drawingml/2006/wordprocessingDrawing" xmlns:w10="urn:schemas-microsoft-com:office:word" xmlns:w="http://schemas.openxmlformats.org/wordprocessingml/2006/main" xmlns:w14="http://schemas.microsoft.com/office/word/2010/wordml" xmlns:w15="http://schemas.microsoft.com/office/word/2012/wordml" xmlns:w16cex="http://schemas.microsoft.com/office/word/2018/wordml/cex" xmlns:w16cid="http://schemas.microsoft.com/office/word/2016/wordml/cid" xmlns:w16="http://schemas.microsoft.com/office/word/2018/wordml" xmlns:w16sdtdh="http://schemas.microsoft.com/office/word/2020/wordml/sdtdatahash" xmlns:w16se="http://schemas.microsoft.com/office/word/2015/wordml/symex" xmlns:wpg="http://schemas.microsoft.com/office/word/2010/wordprocessingGroup" xmlns:wpi="http://schemas.microsoft.com/office/word/2010/wordprocessingInk" xmlns:wne="http://schemas.microsoft.com/office/word/2006/wordml" xmlns:wps="http://schemas.microsoft.com/office/word/2010/wordprocessingShape" mc:Ignorable="w14 w15 w16se w16cid w16 w16cex w16sdtdh wp14">
   <w:p>
     <w:pPr>
-      <w:pStyle w:val="Fuzeile"/>
+      <w:pStyle w:val="Piedepgina"/>
     </w:pPr>
   </w:p>
 </w:ftr>
 </file>
 
 <file path=word/footer2.xml><?xml version="1.0" encoding="utf-8"?>
-<w:ftr xmlns:wpc="http://schemas.microsoft.com/office/word/2010/wordprocessingCanvas" xmlns:cx="http://schemas.microsoft.com/office/drawing/2014/chartex" xmlns:cx1="http://schemas.microsoft.com/office/drawing/2015/9/8/chartex" xmlns:cx2="http://schemas.microsoft.com/office/drawing/2015/10/21/chartex" xmlns:cx3="http://schemas.microsoft.com/office/drawing/2016/5/9/chartex" xmlns:cx4="http://schemas.microsoft.com/office/drawing/2016/5/10/chartex" xmlns:cx5="http://schemas.microsoft.com/office/drawing/2016/5/11/chartex" xmlns:cx6="http://schemas.microsoft.com/office/drawing/2016/5/12/chartex" xmlns:cx7="http://schemas.microsoft.com/office/drawing/2016/5/13/chartex" xmlns:cx8="http://schemas.microsoft.com/office/drawing/2016/5/14/chartex" xmlns:mc="http://schemas.openxmlformats.org/markup-compatibility/2006" xmlns:aink="http://schemas.microsoft.com/office/drawing/2016/ink" xmlns:am3d="http://schemas.microsoft.com/office/drawing/2017/model3d" xmlns:o="urn:schemas-microsoft-com:office:office" xmlns:oel="http://schemas.microsoft.com/office/2019/extlst" xmlns:r="http://schemas.openxmlformats.org/officeDocument/2006/relationships" xmlns:m="http://schemas.openxmlformats.org/officeDocument/2006/math" xmlns:v="urn:schemas-microsoft-com:vml" xmlns:wp14="http://schemas.microsoft.com/office/word/2010/wordprocessingDrawing" xmlns:wp="http://schemas.openxmlformats.org/drawingml/2006/wordprocessingDrawing" xmlns:w10="urn:schemas-microsoft-com:office:word" xmlns:w="http://schemas.openxmlformats.org/wordprocessingml/2006/main" xmlns:w14="http://schemas.microsoft.com/office/word/2010/wordml" xmlns:w15="http://schemas.microsoft.com/office/word/2012/wordml" xmlns:w16cex="http://schemas.microsoft.com/office/word/2018/wordml/cex" xmlns:w16cid="http://schemas.microsoft.com/office/word/2016/wordml/cid" xmlns:w16="http://schemas.microsoft.com/office/word/2018/wordml" xmlns:w16sdtdh="http://schemas.microsoft.com/office/word/2020/wordml/sdtdatahash" xmlns:w16se="http://schemas.microsoft.com/office/word/2015/wordml/symex" xmlns:wpg="http://schemas.microsoft.com/office/word/2010/wordprocessingGroup" xmlns:wpi="http://schemas.microsoft.com/office/word/2010/wordprocessingInk" xmlns:wne="http://schemas.microsoft.com/office/word/2006/wordml" xmlns:wps="http://schemas.microsoft.com/office/word/2010/wordprocessingShape" mc:Ignorable="w14 w15 w16se w16cid w16 w16cex w16sdtdh wp14">
+<w:ftr xmlns:wpc="http://schemas.microsoft.com/office/word/2010/wordprocessingCanvas" xmlns:cx="http://schemas.microsoft.com/office/drawing/2014/chartex" xmlns:cx1="http://schemas.microsoft.com/office/drawing/2015/9/8/chartex" xmlns:cx2="http://schemas.microsoft.com/office/drawing/2015/10/21/chartex" xmlns:cx3="http://schemas.microsoft.com/office/drawing/2016/5/9/chartex" xmlns:cx4="http://schemas.microsoft.com/office/drawing/2016/5/10/chartex" xmlns:cx5="http://schemas.microsoft.com/office/drawing/2016/5/11/chartex" xmlns:cx6="http://schemas.microsoft.com/office/drawing/2016/5/12/chartex" xmlns:cx7="http://schemas.microsoft.com/office/drawing/2016/5/13/chartex" xmlns:cx8="http://schemas.microsoft.com/office/drawing/2016/5/14/chartex" xmlns:mc="http://schemas.openxmlformats.org/markup-compatibility/2006" xmlns:aink="http://schemas.microsoft.com/office/drawing/2016/ink" xmlns:am3d="http://schemas.microsoft.com/office/drawing/2017/model3d" xmlns:o="urn:schemas-microsoft-com:office:office" xmlns:r="http://schemas.openxmlformats.org/officeDocument/2006/relationships" xmlns:m="http://schemas.openxmlformats.org/officeDocument/2006/math" xmlns:v="urn:schemas-microsoft-com:vml" xmlns:wp14="http://schemas.microsoft.com/office/word/2010/wordprocessingDrawing" xmlns:wp="http://schemas.openxmlformats.org/drawingml/2006/wordprocessingDrawing" xmlns:w10="urn:schemas-microsoft-com:office:word" xmlns:w="http://schemas.openxmlformats.org/wordprocessingml/2006/main" xmlns:w14="http://schemas.microsoft.com/office/word/2010/wordml" xmlns:w15="http://schemas.microsoft.com/office/word/2012/wordml" xmlns:w16cex="http://schemas.microsoft.com/office/word/2018/wordml/cex" xmlns:w16cid="http://schemas.microsoft.com/office/word/2016/wordml/cid" xmlns:w16="http://schemas.microsoft.com/office/word/2018/wordml" xmlns:w16sdtdh="http://schemas.microsoft.com/office/word/2020/wordml/sdtdatahash" xmlns:w16se="http://schemas.microsoft.com/office/word/2015/wordml/symex" xmlns:wpg="http://schemas.microsoft.com/office/word/2010/wordprocessingGroup" xmlns:wpi="http://schemas.microsoft.com/office/word/2010/wordprocessingInk" xmlns:wne="http://schemas.microsoft.com/office/word/2006/wordml" xmlns:wps="http://schemas.microsoft.com/office/word/2010/wordprocessingShape" mc:Ignorable="w14 w15 w16se w16cid w16 w16cex w16sdtdh wp14">
   <w:p>
     <w:pPr>
-      <w:pStyle w:val="Fuzeile"/>
+      <w:pStyle w:val="Piedepgina"/>
     </w:pPr>
   </w:p>
 </w:ftr>
 </file>
 
 <file path=word/footer3.xml><?xml version="1.0" encoding="utf-8"?>
-<w:ftr xmlns:wpc="http://schemas.microsoft.com/office/word/2010/wordprocessingCanvas" xmlns:cx="http://schemas.microsoft.com/office/drawing/2014/chartex" xmlns:cx1="http://schemas.microsoft.com/office/drawing/2015/9/8/chartex" xmlns:cx2="http://schemas.microsoft.com/office/drawing/2015/10/21/chartex" xmlns:cx3="http://schemas.microsoft.com/office/drawing/2016/5/9/chartex" xmlns:cx4="http://schemas.microsoft.com/office/drawing/2016/5/10/chartex" xmlns:cx5="http://schemas.microsoft.com/office/drawing/2016/5/11/chartex" xmlns:cx6="http://schemas.microsoft.com/office/drawing/2016/5/12/chartex" xmlns:cx7="http://schemas.microsoft.com/office/drawing/2016/5/13/chartex" xmlns:cx8="http://schemas.microsoft.com/office/drawing/2016/5/14/chartex" xmlns:mc="http://schemas.openxmlformats.org/markup-compatibility/2006" xmlns:aink="http://schemas.microsoft.com/office/drawing/2016/ink" xmlns:am3d="http://schemas.microsoft.com/office/drawing/2017/model3d" xmlns:o="urn:schemas-microsoft-com:office:office" xmlns:oel="http://schemas.microsoft.com/office/2019/extlst" xmlns:r="http://schemas.openxmlformats.org/officeDocument/2006/relationships" xmlns:m="http://schemas.openxmlformats.org/officeDocument/2006/math" xmlns:v="urn:schemas-microsoft-com:vml" xmlns:wp14="http://schemas.microsoft.com/office/word/2010/wordprocessingDrawing" xmlns:wp="http://schemas.openxmlformats.org/drawingml/2006/wordprocessingDrawing" xmlns:w10="urn:schemas-microsoft-com:office:word" xmlns:w="http://schemas.openxmlformats.org/wordprocessingml/2006/main" xmlns:w14="http://schemas.microsoft.com/office/word/2010/wordml" xmlns:w15="http://schemas.microsoft.com/office/word/2012/wordml" xmlns:w16cex="http://schemas.microsoft.com/office/word/2018/wordml/cex" xmlns:w16cid="http://schemas.microsoft.com/office/word/2016/wordml/cid" xmlns:w16="http://schemas.microsoft.com/office/word/2018/wordml" xmlns:w16sdtdh="http://schemas.microsoft.com/office/word/2020/wordml/sdtdatahash" xmlns:w16se="http://schemas.microsoft.com/office/word/2015/wordml/symex" xmlns:wpg="http://schemas.microsoft.com/office/word/2010/wordprocessingGroup" xmlns:wpi="http://schemas.microsoft.com/office/word/2010/wordprocessingInk" xmlns:wne="http://schemas.microsoft.com/office/word/2006/wordml" xmlns:wps="http://schemas.microsoft.com/office/word/2010/wordprocessingShape" mc:Ignorable="w14 w15 w16se w16cid w16 w16cex w16sdtdh wp14">
+<w:ftr xmlns:wpc="http://schemas.microsoft.com/office/word/2010/wordprocessingCanvas" xmlns:cx="http://schemas.microsoft.com/office/drawing/2014/chartex" xmlns:cx1="http://schemas.microsoft.com/office/drawing/2015/9/8/chartex" xmlns:cx2="http://schemas.microsoft.com/office/drawing/2015/10/21/chartex" xmlns:cx3="http://schemas.microsoft.com/office/drawing/2016/5/9/chartex" xmlns:cx4="http://schemas.microsoft.com/office/drawing/2016/5/10/chartex" xmlns:cx5="http://schemas.microsoft.com/office/drawing/2016/5/11/chartex" xmlns:cx6="http://schemas.microsoft.com/office/drawing/2016/5/12/chartex" xmlns:cx7="http://schemas.microsoft.com/office/drawing/2016/5/13/chartex" xmlns:cx8="http://schemas.microsoft.com/office/drawing/2016/5/14/chartex" xmlns:mc="http://schemas.openxmlformats.org/markup-compatibility/2006" xmlns:aink="http://schemas.microsoft.com/office/drawing/2016/ink" xmlns:am3d="http://schemas.microsoft.com/office/drawing/2017/model3d" xmlns:o="urn:schemas-microsoft-com:office:office" xmlns:r="http://schemas.openxmlformats.org/officeDocument/2006/relationships" xmlns:m="http://schemas.openxmlformats.org/officeDocument/2006/math" xmlns:v="urn:schemas-microsoft-com:vml" xmlns:wp14="http://schemas.microsoft.com/office/word/2010/wordprocessingDrawing" xmlns:wp="http://schemas.openxmlformats.org/drawingml/2006/wordprocessingDrawing" xmlns:w10="urn:schemas-microsoft-com:office:word" xmlns:w="http://schemas.openxmlformats.org/wordprocessingml/2006/main" xmlns:w14="http://schemas.microsoft.com/office/word/2010/wordml" xmlns:w15="http://schemas.microsoft.com/office/word/2012/wordml" xmlns:w16cex="http://schemas.microsoft.com/office/word/2018/wordml/cex" xmlns:w16cid="http://schemas.microsoft.com/office/word/2016/wordml/cid" xmlns:w16="http://schemas.microsoft.com/office/word/2018/wordml" xmlns:w16sdtdh="http://schemas.microsoft.com/office/word/2020/wordml/sdtdatahash" xmlns:w16se="http://schemas.microsoft.com/office/word/2015/wordml/symex" xmlns:wpg="http://schemas.microsoft.com/office/word/2010/wordprocessingGroup" xmlns:wpi="http://schemas.microsoft.com/office/word/2010/wordprocessingInk" xmlns:wne="http://schemas.microsoft.com/office/word/2006/wordml" xmlns:wps="http://schemas.microsoft.com/office/word/2010/wordprocessingShape" mc:Ignorable="w14 w15 w16se w16cid w16 w16cex w16sdtdh wp14">
   <w:p>
     <w:pPr>
-      <w:pStyle w:val="Fuzeile"/>
+      <w:pStyle w:val="Piedepgina"/>
     </w:pPr>
   </w:p>
 </w:ftr>
 </file>
 
 <file path=word/footnotes.xml><?xml version="1.0" encoding="utf-8"?>
-<w:footnotes xmlns:wpc="http://schemas.microsoft.com/office/word/2010/wordprocessingCanvas" xmlns:cx="http://schemas.microsoft.com/office/drawing/2014/chartex" xmlns:cx1="http://schemas.microsoft.com/office/drawing/2015/9/8/chartex" xmlns:cx2="http://schemas.microsoft.com/office/drawing/2015/10/21/chartex" xmlns:cx3="http://schemas.microsoft.com/office/drawing/2016/5/9/chartex" xmlns:cx4="http://schemas.microsoft.com/office/drawing/2016/5/10/chartex" xmlns:cx5="http://schemas.microsoft.com/office/drawing/2016/5/11/chartex" xmlns:cx6="http://schemas.microsoft.com/office/drawing/2016/5/12/chartex" xmlns:cx7="http://schemas.microsoft.com/office/drawing/2016/5/13/chartex" xmlns:cx8="http://schemas.microsoft.com/office/drawing/2016/5/14/chartex" xmlns:mc="http://schemas.openxmlformats.org/markup-compatibility/2006" xmlns:aink="http://schemas.microsoft.com/office/drawing/2016/ink" xmlns:am3d="http://schemas.microsoft.com/office/drawing/2017/model3d" xmlns:o="urn:schemas-microsoft-com:office:office" xmlns:oel="http://schemas.microsoft.com/office/2019/extlst" xmlns:r="http://schemas.openxmlformats.org/officeDocument/2006/relationships" xmlns:m="http://schemas.openxmlformats.org/officeDocument/2006/math" xmlns:v="urn:schemas-microsoft-com:vml" xmlns:wp14="http://schemas.microsoft.com/office/word/2010/wordprocessingDrawing" xmlns:wp="http://schemas.openxmlformats.org/drawingml/2006/wordprocessingDrawing" xmlns:w10="urn:schemas-microsoft-com:office:word" xmlns:w="http://schemas.openxmlformats.org/wordprocessingml/2006/main" xmlns:w14="http://schemas.microsoft.com/office/word/2010/wordml" xmlns:w15="http://schemas.microsoft.com/office/word/2012/wordml" xmlns:w16cex="http://schemas.microsoft.com/office/word/2018/wordml/cex" xmlns:w16cid="http://schemas.microsoft.com/office/word/2016/wordml/cid" xmlns:w16="http://schemas.microsoft.com/office/word/2018/wordml" xmlns:w16sdtdh="http://schemas.microsoft.com/office/word/2020/wordml/sdtdatahash" xmlns:w16se="http://schemas.microsoft.com/office/word/2015/wordml/symex" xmlns:wpg="http://schemas.microsoft.com/office/word/2010/wordprocessingGroup" xmlns:wpi="http://schemas.microsoft.com/office/word/2010/wordprocessingInk" xmlns:wne="http://schemas.microsoft.com/office/word/2006/wordml" xmlns:wps="http://schemas.microsoft.com/office/word/2010/wordprocessingShape" mc:Ignorable="w14 w15 w16se w16cid w16 w16cex w16sdtdh wp14">
+<w:footnotes xmlns:wpc="http://schemas.microsoft.com/office/word/2010/wordprocessingCanvas" xmlns:cx="http://schemas.microsoft.com/office/drawing/2014/chartex" xmlns:cx1="http://schemas.microsoft.com/office/drawing/2015/9/8/chartex" xmlns:cx2="http://schemas.microsoft.com/office/drawing/2015/10/21/chartex" xmlns:cx3="http://schemas.microsoft.com/office/drawing/2016/5/9/chartex" xmlns:cx4="http://schemas.microsoft.com/office/drawing/2016/5/10/chartex" xmlns:cx5="http://schemas.microsoft.com/office/drawing/2016/5/11/chartex" xmlns:cx6="http://schemas.microsoft.com/office/drawing/2016/5/12/chartex" xmlns:cx7="http://schemas.microsoft.com/office/drawing/2016/5/13/chartex" xmlns:cx8="http://schemas.microsoft.com/office/drawing/2016/5/14/chartex" xmlns:mc="http://schemas.openxmlformats.org/markup-compatibility/2006" xmlns:aink="http://schemas.microsoft.com/office/drawing/2016/ink" xmlns:am3d="http://schemas.microsoft.com/office/drawing/2017/model3d" xmlns:o="urn:schemas-microsoft-com:office:office" xmlns:r="http://schemas.openxmlformats.org/officeDocument/2006/relationships" xmlns:m="http://schemas.openxmlformats.org/officeDocument/2006/math" xmlns:v="urn:schemas-microsoft-com:vml" xmlns:wp14="http://schemas.microsoft.com/office/word/2010/wordprocessingDrawing" xmlns:wp="http://schemas.openxmlformats.org/drawingml/2006/wordprocessingDrawing" xmlns:w10="urn:schemas-microsoft-com:office:word" xmlns:w="http://schemas.openxmlformats.org/wordprocessingml/2006/main" xmlns:w14="http://schemas.microsoft.com/office/word/2010/wordml" xmlns:w15="http://schemas.microsoft.com/office/word/2012/wordml" xmlns:w16cex="http://schemas.microsoft.com/office/word/2018/wordml/cex" xmlns:w16cid="http://schemas.microsoft.com/office/word/2016/wordml/cid" xmlns:w16="http://schemas.microsoft.com/office/word/2018/wordml" xmlns:w16sdtdh="http://schemas.microsoft.com/office/word/2020/wordml/sdtdatahash" xmlns:w16se="http://schemas.microsoft.com/office/word/2015/wordml/symex" xmlns:wpg="http://schemas.microsoft.com/office/word/2010/wordprocessingGroup" xmlns:wpi="http://schemas.microsoft.com/office/word/2010/wordprocessingInk" xmlns:wne="http://schemas.microsoft.com/office/word/2006/wordml" xmlns:wps="http://schemas.microsoft.com/office/word/2010/wordprocessingShape" mc:Ignorable="w14 w15 w16se w16cid w16 w16cex w16sdtdh wp14">
   <w:footnote w:type="separator" w:id="-1">
     <w:p>
       <w:r>
@@ -346,17 +373,17 @@
 </file>
 
 <file path=word/header1.xml><?xml version="1.0" encoding="utf-8"?>
-<w:hdr xmlns:wpc="http://schemas.microsoft.com/office/word/2010/wordprocessingCanvas" xmlns:cx="http://schemas.microsoft.com/office/drawing/2014/chartex" xmlns:cx1="http://schemas.microsoft.com/office/drawing/2015/9/8/chartex" xmlns:cx2="http://schemas.microsoft.com/office/drawing/2015/10/21/chartex" xmlns:cx3="http://schemas.microsoft.com/office/drawing/2016/5/9/chartex" xmlns:cx4="http://schemas.microsoft.com/office/drawing/2016/5/10/chartex" xmlns:cx5="http://schemas.microsoft.com/office/drawing/2016/5/11/chartex" xmlns:cx6="http://schemas.microsoft.com/office/drawing/2016/5/12/chartex" xmlns:cx7="http://schemas.microsoft.com/office/drawing/2016/5/13/chartex" xmlns:cx8="http://schemas.microsoft.com/office/drawing/2016/5/14/chartex" xmlns:mc="http://schemas.openxmlformats.org/markup-compatibility/2006" xmlns:aink="http://schemas.microsoft.com/office/drawing/2016/ink" xmlns:am3d="http://schemas.microsoft.com/office/drawing/2017/model3d" xmlns:o="urn:schemas-microsoft-com:office:office" xmlns:oel="http://schemas.microsoft.com/office/2019/extlst" xmlns:r="http://schemas.openxmlformats.org/officeDocument/2006/relationships" xmlns:m="http://schemas.openxmlformats.org/officeDocument/2006/math" xmlns:v="urn:schemas-microsoft-com:vml" xmlns:wp14="http://schemas.microsoft.com/office/word/2010/wordprocessingDrawing" xmlns:wp="http://schemas.openxmlformats.org/drawingml/2006/wordprocessingDrawing" xmlns:w10="urn:schemas-microsoft-com:office:word" xmlns:w="http://schemas.openxmlformats.org/wordprocessingml/2006/main" xmlns:w14="http://schemas.microsoft.com/office/word/2010/wordml" xmlns:w15="http://schemas.microsoft.com/office/word/2012/wordml" xmlns:w16cex="http://schemas.microsoft.com/office/word/2018/wordml/cex" xmlns:w16cid="http://schemas.microsoft.com/office/word/2016/wordml/cid" xmlns:w16="http://schemas.microsoft.com/office/word/2018/wordml" xmlns:w16sdtdh="http://schemas.microsoft.com/office/word/2020/wordml/sdtdatahash" xmlns:w16se="http://schemas.microsoft.com/office/word/2015/wordml/symex" xmlns:wpg="http://schemas.microsoft.com/office/word/2010/wordprocessingGroup" xmlns:wpi="http://schemas.microsoft.com/office/word/2010/wordprocessingInk" xmlns:wne="http://schemas.microsoft.com/office/word/2006/wordml" xmlns:wps="http://schemas.microsoft.com/office/word/2010/wordprocessingShape" mc:Ignorable="w14 w15 w16se w16cid w16 w16cex w16sdtdh wp14">
+<w:hdr xmlns:wpc="http://schemas.microsoft.com/office/word/2010/wordprocessingCanvas" xmlns:cx="http://schemas.microsoft.com/office/drawing/2014/chartex" xmlns:cx1="http://schemas.microsoft.com/office/drawing/2015/9/8/chartex" xmlns:cx2="http://schemas.microsoft.com/office/drawing/2015/10/21/chartex" xmlns:cx3="http://schemas.microsoft.com/office/drawing/2016/5/9/chartex" xmlns:cx4="http://schemas.microsoft.com/office/drawing/2016/5/10/chartex" xmlns:cx5="http://schemas.microsoft.com/office/drawing/2016/5/11/chartex" xmlns:cx6="http://schemas.microsoft.com/office/drawing/2016/5/12/chartex" xmlns:cx7="http://schemas.microsoft.com/office/drawing/2016/5/13/chartex" xmlns:cx8="http://schemas.microsoft.com/office/drawing/2016/5/14/chartex" xmlns:mc="http://schemas.openxmlformats.org/markup-compatibility/2006" xmlns:aink="http://schemas.microsoft.com/office/drawing/2016/ink" xmlns:am3d="http://schemas.microsoft.com/office/drawing/2017/model3d" xmlns:o="urn:schemas-microsoft-com:office:office" xmlns:r="http://schemas.openxmlformats.org/officeDocument/2006/relationships" xmlns:m="http://schemas.openxmlformats.org/officeDocument/2006/math" xmlns:v="urn:schemas-microsoft-com:vml" xmlns:wp14="http://schemas.microsoft.com/office/word/2010/wordprocessingDrawing" xmlns:wp="http://schemas.openxmlformats.org/drawingml/2006/wordprocessingDrawing" xmlns:w10="urn:schemas-microsoft-com:office:word" xmlns:w="http://schemas.openxmlformats.org/wordprocessingml/2006/main" xmlns:w14="http://schemas.microsoft.com/office/word/2010/wordml" xmlns:w15="http://schemas.microsoft.com/office/word/2012/wordml" xmlns:w16cex="http://schemas.microsoft.com/office/word/2018/wordml/cex" xmlns:w16cid="http://schemas.microsoft.com/office/word/2016/wordml/cid" xmlns:w16="http://schemas.microsoft.com/office/word/2018/wordml" xmlns:w16sdtdh="http://schemas.microsoft.com/office/word/2020/wordml/sdtdatahash" xmlns:w16se="http://schemas.microsoft.com/office/word/2015/wordml/symex" xmlns:wpg="http://schemas.microsoft.com/office/word/2010/wordprocessingGroup" xmlns:wpi="http://schemas.microsoft.com/office/word/2010/wordprocessingInk" xmlns:wne="http://schemas.microsoft.com/office/word/2006/wordml" xmlns:wps="http://schemas.microsoft.com/office/word/2010/wordprocessingShape" mc:Ignorable="w14 w15 w16se w16cid w16 w16cex w16sdtdh wp14">
   <w:p>
     <w:pPr>
-      <w:pStyle w:val="Kopfzeile"/>
+      <w:pStyle w:val="Encabezado"/>
     </w:pPr>
   </w:p>
 </w:hdr>
 </file>
 
 <file path=word/header2.xml><?xml version="1.0" encoding="utf-8"?>
-<w:hdr xmlns:wpc="http://schemas.microsoft.com/office/word/2010/wordprocessingCanvas" xmlns:cx="http://schemas.microsoft.com/office/drawing/2014/chartex" xmlns:cx1="http://schemas.microsoft.com/office/drawing/2015/9/8/chartex" xmlns:cx2="http://schemas.microsoft.com/office/drawing/2015/10/21/chartex" xmlns:cx3="http://schemas.microsoft.com/office/drawing/2016/5/9/chartex" xmlns:cx4="http://schemas.microsoft.com/office/drawing/2016/5/10/chartex" xmlns:cx5="http://schemas.microsoft.com/office/drawing/2016/5/11/chartex" xmlns:cx6="http://schemas.microsoft.com/office/drawing/2016/5/12/chartex" xmlns:cx7="http://schemas.microsoft.com/office/drawing/2016/5/13/chartex" xmlns:cx8="http://schemas.microsoft.com/office/drawing/2016/5/14/chartex" xmlns:mc="http://schemas.openxmlformats.org/markup-compatibility/2006" xmlns:aink="http://schemas.microsoft.com/office/drawing/2016/ink" xmlns:am3d="http://schemas.microsoft.com/office/drawing/2017/model3d" xmlns:o="urn:schemas-microsoft-com:office:office" xmlns:oel="http://schemas.microsoft.com/office/2019/extlst" xmlns:r="http://schemas.openxmlformats.org/officeDocument/2006/relationships" xmlns:m="http://schemas.openxmlformats.org/officeDocument/2006/math" xmlns:v="urn:schemas-microsoft-com:vml" xmlns:wp14="http://schemas.microsoft.com/office/word/2010/wordprocessingDrawing" xmlns:wp="http://schemas.openxmlformats.org/drawingml/2006/wordprocessingDrawing" xmlns:w10="urn:schemas-microsoft-com:office:word" xmlns:w="http://schemas.openxmlformats.org/wordprocessingml/2006/main" xmlns:w14="http://schemas.microsoft.com/office/word/2010/wordml" xmlns:w15="http://schemas.microsoft.com/office/word/2012/wordml" xmlns:w16cex="http://schemas.microsoft.com/office/word/2018/wordml/cex" xmlns:w16cid="http://schemas.microsoft.com/office/word/2016/wordml/cid" xmlns:w16="http://schemas.microsoft.com/office/word/2018/wordml" xmlns:w16sdtdh="http://schemas.microsoft.com/office/word/2020/wordml/sdtdatahash" xmlns:w16se="http://schemas.microsoft.com/office/word/2015/wordml/symex" xmlns:wpg="http://schemas.microsoft.com/office/word/2010/wordprocessingGroup" xmlns:wpi="http://schemas.microsoft.com/office/word/2010/wordprocessingInk" xmlns:wne="http://schemas.microsoft.com/office/word/2006/wordml" xmlns:wps="http://schemas.microsoft.com/office/word/2010/wordprocessingShape" mc:Ignorable="w14 w15 w16se w16cid w16 w16cex w16sdtdh wp14">
+<w:hdr xmlns:wpc="http://schemas.microsoft.com/office/word/2010/wordprocessingCanvas" xmlns:cx="http://schemas.microsoft.com/office/drawing/2014/chartex" xmlns:cx1="http://schemas.microsoft.com/office/drawing/2015/9/8/chartex" xmlns:cx2="http://schemas.microsoft.com/office/drawing/2015/10/21/chartex" xmlns:cx3="http://schemas.microsoft.com/office/drawing/2016/5/9/chartex" xmlns:cx4="http://schemas.microsoft.com/office/drawing/2016/5/10/chartex" xmlns:cx5="http://schemas.microsoft.com/office/drawing/2016/5/11/chartex" xmlns:cx6="http://schemas.microsoft.com/office/drawing/2016/5/12/chartex" xmlns:cx7="http://schemas.microsoft.com/office/drawing/2016/5/13/chartex" xmlns:cx8="http://schemas.microsoft.com/office/drawing/2016/5/14/chartex" xmlns:mc="http://schemas.openxmlformats.org/markup-compatibility/2006" xmlns:aink="http://schemas.microsoft.com/office/drawing/2016/ink" xmlns:am3d="http://schemas.microsoft.com/office/drawing/2017/model3d" xmlns:o="urn:schemas-microsoft-com:office:office" xmlns:r="http://schemas.openxmlformats.org/officeDocument/2006/relationships" xmlns:m="http://schemas.openxmlformats.org/officeDocument/2006/math" xmlns:v="urn:schemas-microsoft-com:vml" xmlns:wp14="http://schemas.microsoft.com/office/word/2010/wordprocessingDrawing" xmlns:wp="http://schemas.openxmlformats.org/drawingml/2006/wordprocessingDrawing" xmlns:w10="urn:schemas-microsoft-com:office:word" xmlns:w="http://schemas.openxmlformats.org/wordprocessingml/2006/main" xmlns:w14="http://schemas.microsoft.com/office/word/2010/wordml" xmlns:w15="http://schemas.microsoft.com/office/word/2012/wordml" xmlns:w16cex="http://schemas.microsoft.com/office/word/2018/wordml/cex" xmlns:w16cid="http://schemas.microsoft.com/office/word/2016/wordml/cid" xmlns:w16="http://schemas.microsoft.com/office/word/2018/wordml" xmlns:w16sdtdh="http://schemas.microsoft.com/office/word/2020/wordml/sdtdatahash" xmlns:w16se="http://schemas.microsoft.com/office/word/2015/wordml/symex" xmlns:wpg="http://schemas.microsoft.com/office/word/2010/wordprocessingGroup" xmlns:wpi="http://schemas.microsoft.com/office/word/2010/wordprocessingInk" xmlns:wne="http://schemas.microsoft.com/office/word/2006/wordml" xmlns:wps="http://schemas.microsoft.com/office/word/2010/wordprocessingShape" mc:Ignorable="w14 w15 w16se w16cid w16 w16cex w16sdtdh wp14">
   <w:sdt>
     <w:sdtPr>
       <w:id w:val="557362707"/>
@@ -365,10 +392,11 @@
         <w:docPartUnique/>
       </w:docPartObj>
     </w:sdtPr>
+    <w:sdtEndPr/>
     <w:sdtContent>
       <w:p>
         <w:pPr>
-          <w:pStyle w:val="Kopfzeile"/>
+          <w:pStyle w:val="Encabezado"/>
         </w:pPr>
         <w:r>
           <w:fldChar w:fldCharType="begin"/>
@@ -393,17 +421,17 @@
   </w:sdt>
   <w:p>
     <w:pPr>
-      <w:pStyle w:val="Kopfzeile"/>
+      <w:pStyle w:val="Encabezado"/>
     </w:pPr>
   </w:p>
 </w:hdr>
 </file>
 
 <file path=word/header3.xml><?xml version="1.0" encoding="utf-8"?>
-<w:hdr xmlns:wpc="http://schemas.microsoft.com/office/word/2010/wordprocessingCanvas" xmlns:cx="http://schemas.microsoft.com/office/drawing/2014/chartex" xmlns:cx1="http://schemas.microsoft.com/office/drawing/2015/9/8/chartex" xmlns:cx2="http://schemas.microsoft.com/office/drawing/2015/10/21/chartex" xmlns:cx3="http://schemas.microsoft.com/office/drawing/2016/5/9/chartex" xmlns:cx4="http://schemas.microsoft.com/office/drawing/2016/5/10/chartex" xmlns:cx5="http://schemas.microsoft.com/office/drawing/2016/5/11/chartex" xmlns:cx6="http://schemas.microsoft.com/office/drawing/2016/5/12/chartex" xmlns:cx7="http://schemas.microsoft.com/office/drawing/2016/5/13/chartex" xmlns:cx8="http://schemas.microsoft.com/office/drawing/2016/5/14/chartex" xmlns:mc="http://schemas.openxmlformats.org/markup-compatibility/2006" xmlns:aink="http://schemas.microsoft.com/office/drawing/2016/ink" xmlns:am3d="http://schemas.microsoft.com/office/drawing/2017/model3d" xmlns:o="urn:schemas-microsoft-com:office:office" xmlns:oel="http://schemas.microsoft.com/office/2019/extlst" xmlns:r="http://schemas.openxmlformats.org/officeDocument/2006/relationships" xmlns:m="http://schemas.openxmlformats.org/officeDocument/2006/math" xmlns:v="urn:schemas-microsoft-com:vml" xmlns:wp14="http://schemas.microsoft.com/office/word/2010/wordprocessingDrawing" xmlns:wp="http://schemas.openxmlformats.org/drawingml/2006/wordprocessingDrawing" xmlns:w10="urn:schemas-microsoft-com:office:word" xmlns:w="http://schemas.openxmlformats.org/wordprocessingml/2006/main" xmlns:w14="http://schemas.microsoft.com/office/word/2010/wordml" xmlns:w15="http://schemas.microsoft.com/office/word/2012/wordml" xmlns:w16cex="http://schemas.microsoft.com/office/word/2018/wordml/cex" xmlns:w16cid="http://schemas.microsoft.com/office/word/2016/wordml/cid" xmlns:w16="http://schemas.microsoft.com/office/word/2018/wordml" xmlns:w16sdtdh="http://schemas.microsoft.com/office/word/2020/wordml/sdtdatahash" xmlns:w16se="http://schemas.microsoft.com/office/word/2015/wordml/symex" xmlns:wpg="http://schemas.microsoft.com/office/word/2010/wordprocessingGroup" xmlns:wpi="http://schemas.microsoft.com/office/word/2010/wordprocessingInk" xmlns:wne="http://schemas.microsoft.com/office/word/2006/wordml" xmlns:wps="http://schemas.microsoft.com/office/word/2010/wordprocessingShape" mc:Ignorable="w14 w15 w16se w16cid w16 w16cex w16sdtdh wp14">
+<w:hdr xmlns:wpc="http://schemas.microsoft.com/office/word/2010/wordprocessingCanvas" xmlns:cx="http://schemas.microsoft.com/office/drawing/2014/chartex" xmlns:cx1="http://schemas.microsoft.com/office/drawing/2015/9/8/chartex" xmlns:cx2="http://schemas.microsoft.com/office/drawing/2015/10/21/chartex" xmlns:cx3="http://schemas.microsoft.com/office/drawing/2016/5/9/chartex" xmlns:cx4="http://schemas.microsoft.com/office/drawing/2016/5/10/chartex" xmlns:cx5="http://schemas.microsoft.com/office/drawing/2016/5/11/chartex" xmlns:cx6="http://schemas.microsoft.com/office/drawing/2016/5/12/chartex" xmlns:cx7="http://schemas.microsoft.com/office/drawing/2016/5/13/chartex" xmlns:cx8="http://schemas.microsoft.com/office/drawing/2016/5/14/chartex" xmlns:mc="http://schemas.openxmlformats.org/markup-compatibility/2006" xmlns:aink="http://schemas.microsoft.com/office/drawing/2016/ink" xmlns:am3d="http://schemas.microsoft.com/office/drawing/2017/model3d" xmlns:o="urn:schemas-microsoft-com:office:office" xmlns:r="http://schemas.openxmlformats.org/officeDocument/2006/relationships" xmlns:m="http://schemas.openxmlformats.org/officeDocument/2006/math" xmlns:v="urn:schemas-microsoft-com:vml" xmlns:wp14="http://schemas.microsoft.com/office/word/2010/wordprocessingDrawing" xmlns:wp="http://schemas.openxmlformats.org/drawingml/2006/wordprocessingDrawing" xmlns:w10="urn:schemas-microsoft-com:office:word" xmlns:w="http://schemas.openxmlformats.org/wordprocessingml/2006/main" xmlns:w14="http://schemas.microsoft.com/office/word/2010/wordml" xmlns:w15="http://schemas.microsoft.com/office/word/2012/wordml" xmlns:w16cex="http://schemas.microsoft.com/office/word/2018/wordml/cex" xmlns:w16cid="http://schemas.microsoft.com/office/word/2016/wordml/cid" xmlns:w16="http://schemas.microsoft.com/office/word/2018/wordml" xmlns:w16sdtdh="http://schemas.microsoft.com/office/word/2020/wordml/sdtdatahash" xmlns:w16se="http://schemas.microsoft.com/office/word/2015/wordml/symex" xmlns:wpg="http://schemas.microsoft.com/office/word/2010/wordprocessingGroup" xmlns:wpi="http://schemas.microsoft.com/office/word/2010/wordprocessingInk" xmlns:wne="http://schemas.microsoft.com/office/word/2006/wordml" xmlns:wps="http://schemas.microsoft.com/office/word/2010/wordprocessingShape" mc:Ignorable="w14 w15 w16se w16cid w16 w16cex w16sdtdh wp14">
   <w:p>
     <w:pPr>
-      <w:pStyle w:val="Kopfzeile"/>
+      <w:pStyle w:val="Encabezado"/>
       <w:jc w:val="center"/>
       <w:rPr>
         <w:rFonts w:ascii="Segoe UI Variable Text Semiligh" w:hAnsi="Segoe UI Variable Text Semiligh"/>
@@ -450,23 +478,7 @@
         <w:rFonts w:ascii="Segoe UI Variable Text Semiligh" w:hAnsi="Segoe UI Variable Text Semiligh"/>
         <w:lang w:val="en-GB"/>
       </w:rPr>
-      <w:t xml:space="preserve"> </w:t>
-    </w:r>
-    <w:proofErr w:type="spellStart"/>
-    <w:r>
-      <w:rPr>
-        <w:rFonts w:ascii="Segoe UI Variable Text Semiligh" w:hAnsi="Segoe UI Variable Text Semiligh"/>
-        <w:lang w:val="en-GB"/>
-      </w:rPr>
-      <w:t>Bouzouita</w:t>
-    </w:r>
-    <w:proofErr w:type="spellEnd"/>
-    <w:r>
-      <w:rPr>
-        <w:rFonts w:ascii="Segoe UI Variable Text Semiligh" w:hAnsi="Segoe UI Variable Text Semiligh"/>
-        <w:lang w:val="en-GB"/>
-      </w:rPr>
-      <w:t xml:space="preserve"> </w:t>
+      <w:t xml:space="preserve"> Bouzouita </w:t>
     </w:r>
     <w:r>
       <w:rPr>
@@ -899,7 +911,7 @@
     <w:lsdException w:name="Unresolved Mention" w:semiHidden="1" w:unhideWhenUsed="1"/>
     <w:lsdException w:name="Smart Link" w:semiHidden="1" w:unhideWhenUsed="1"/>
   </w:latentStyles>
-  <w:style w:type="paragraph" w:default="1" w:styleId="Standard">
+  <w:style w:type="paragraph" w:default="1" w:styleId="Normal">
     <w:name w:val="Normal"/>
     <w:qFormat/>
     <w:rsid w:val="00E17662"/>
@@ -912,11 +924,11 @@
       <w:lang w:val="es-ES"/>
     </w:rPr>
   </w:style>
-  <w:style w:type="paragraph" w:styleId="berschrift1">
+  <w:style w:type="paragraph" w:styleId="Ttulo1">
     <w:name w:val="heading 1"/>
-    <w:basedOn w:val="Standard"/>
-    <w:next w:val="Standard"/>
-    <w:link w:val="berschrift1Zchn"/>
+    <w:basedOn w:val="Normal"/>
+    <w:next w:val="Normal"/>
+    <w:link w:val="Ttulo1Car"/>
     <w:uiPriority w:val="9"/>
     <w:qFormat/>
     <w:rsid w:val="006F17A5"/>
@@ -933,11 +945,11 @@
       <w:szCs w:val="22"/>
     </w:rPr>
   </w:style>
-  <w:style w:type="paragraph" w:styleId="berschrift2">
+  <w:style w:type="paragraph" w:styleId="Ttulo2">
     <w:name w:val="heading 2"/>
-    <w:basedOn w:val="Standard"/>
-    <w:next w:val="Standard"/>
-    <w:link w:val="berschrift2Zchn"/>
+    <w:basedOn w:val="Normal"/>
+    <w:next w:val="Normal"/>
+    <w:link w:val="Ttulo2Car"/>
     <w:uiPriority w:val="9"/>
     <w:semiHidden/>
     <w:unhideWhenUsed/>
@@ -956,11 +968,11 @@
       <w:szCs w:val="32"/>
     </w:rPr>
   </w:style>
-  <w:style w:type="paragraph" w:styleId="berschrift3">
+  <w:style w:type="paragraph" w:styleId="Ttulo3">
     <w:name w:val="heading 3"/>
-    <w:basedOn w:val="Standard"/>
-    <w:next w:val="Standard"/>
-    <w:link w:val="berschrift3Zchn"/>
+    <w:basedOn w:val="Normal"/>
+    <w:next w:val="Normal"/>
+    <w:link w:val="Ttulo3Car"/>
     <w:uiPriority w:val="9"/>
     <w:semiHidden/>
     <w:unhideWhenUsed/>
@@ -979,11 +991,11 @@
       <w:szCs w:val="28"/>
     </w:rPr>
   </w:style>
-  <w:style w:type="paragraph" w:styleId="berschrift4">
+  <w:style w:type="paragraph" w:styleId="Ttulo4">
     <w:name w:val="heading 4"/>
-    <w:basedOn w:val="Standard"/>
-    <w:next w:val="Standard"/>
-    <w:link w:val="berschrift4Zchn"/>
+    <w:basedOn w:val="Normal"/>
+    <w:next w:val="Normal"/>
+    <w:link w:val="Ttulo4Car"/>
     <w:uiPriority w:val="9"/>
     <w:semiHidden/>
     <w:unhideWhenUsed/>
@@ -1002,11 +1014,11 @@
       <w:color w:val="0F4761" w:themeColor="accent1" w:themeShade="BF"/>
     </w:rPr>
   </w:style>
-  <w:style w:type="paragraph" w:styleId="berschrift5">
+  <w:style w:type="paragraph" w:styleId="Ttulo5">
     <w:name w:val="heading 5"/>
-    <w:basedOn w:val="Standard"/>
-    <w:next w:val="Standard"/>
-    <w:link w:val="berschrift5Zchn"/>
+    <w:basedOn w:val="Normal"/>
+    <w:next w:val="Normal"/>
+    <w:link w:val="Ttulo5Car"/>
     <w:uiPriority w:val="9"/>
     <w:semiHidden/>
     <w:unhideWhenUsed/>
@@ -1023,11 +1035,11 @@
       <w:color w:val="0F4761" w:themeColor="accent1" w:themeShade="BF"/>
     </w:rPr>
   </w:style>
-  <w:style w:type="paragraph" w:styleId="berschrift6">
+  <w:style w:type="paragraph" w:styleId="Ttulo6">
     <w:name w:val="heading 6"/>
-    <w:basedOn w:val="Standard"/>
-    <w:next w:val="Standard"/>
-    <w:link w:val="berschrift6Zchn"/>
+    <w:basedOn w:val="Normal"/>
+    <w:next w:val="Normal"/>
+    <w:link w:val="Ttulo6Car"/>
     <w:uiPriority w:val="9"/>
     <w:semiHidden/>
     <w:unhideWhenUsed/>
@@ -1046,11 +1058,11 @@
       <w:color w:val="595959" w:themeColor="text1" w:themeTint="A6"/>
     </w:rPr>
   </w:style>
-  <w:style w:type="paragraph" w:styleId="berschrift7">
+  <w:style w:type="paragraph" w:styleId="Ttulo7">
     <w:name w:val="heading 7"/>
-    <w:basedOn w:val="Standard"/>
-    <w:next w:val="Standard"/>
-    <w:link w:val="berschrift7Zchn"/>
+    <w:basedOn w:val="Normal"/>
+    <w:next w:val="Normal"/>
+    <w:link w:val="Ttulo7Car"/>
     <w:uiPriority w:val="9"/>
     <w:semiHidden/>
     <w:unhideWhenUsed/>
@@ -1067,11 +1079,11 @@
       <w:color w:val="595959" w:themeColor="text1" w:themeTint="A6"/>
     </w:rPr>
   </w:style>
-  <w:style w:type="paragraph" w:styleId="berschrift8">
+  <w:style w:type="paragraph" w:styleId="Ttulo8">
     <w:name w:val="heading 8"/>
-    <w:basedOn w:val="Standard"/>
-    <w:next w:val="Standard"/>
-    <w:link w:val="berschrift8Zchn"/>
+    <w:basedOn w:val="Normal"/>
+    <w:next w:val="Normal"/>
+    <w:link w:val="Ttulo8Car"/>
     <w:uiPriority w:val="9"/>
     <w:semiHidden/>
     <w:unhideWhenUsed/>
@@ -1089,11 +1101,11 @@
       <w:color w:val="272727" w:themeColor="text1" w:themeTint="D8"/>
     </w:rPr>
   </w:style>
-  <w:style w:type="paragraph" w:styleId="berschrift9">
+  <w:style w:type="paragraph" w:styleId="Ttulo9">
     <w:name w:val="heading 9"/>
-    <w:basedOn w:val="Standard"/>
-    <w:next w:val="Standard"/>
-    <w:link w:val="berschrift9Zchn"/>
+    <w:basedOn w:val="Normal"/>
+    <w:next w:val="Normal"/>
+    <w:link w:val="Ttulo9Car"/>
     <w:uiPriority w:val="9"/>
     <w:semiHidden/>
     <w:unhideWhenUsed/>
@@ -1109,13 +1121,13 @@
       <w:color w:val="272727" w:themeColor="text1" w:themeTint="D8"/>
     </w:rPr>
   </w:style>
-  <w:style w:type="character" w:default="1" w:styleId="Absatz-Standardschriftart">
+  <w:style w:type="character" w:default="1" w:styleId="Fuentedeprrafopredeter">
     <w:name w:val="Default Paragraph Font"/>
     <w:uiPriority w:val="1"/>
     <w:semiHidden/>
     <w:unhideWhenUsed/>
   </w:style>
-  <w:style w:type="table" w:default="1" w:styleId="NormaleTabelle">
+  <w:style w:type="table" w:default="1" w:styleId="Tablanormal">
     <w:name w:val="Normal Table"/>
     <w:uiPriority w:val="99"/>
     <w:semiHidden/>
@@ -1130,16 +1142,16 @@
       </w:tblCellMar>
     </w:tblPr>
   </w:style>
-  <w:style w:type="numbering" w:default="1" w:styleId="KeineListe">
+  <w:style w:type="numbering" w:default="1" w:styleId="Sinlista">
     <w:name w:val="No List"/>
     <w:uiPriority w:val="99"/>
     <w:semiHidden/>
     <w:unhideWhenUsed/>
   </w:style>
-  <w:style w:type="character" w:customStyle="1" w:styleId="berschrift1Zchn">
-    <w:name w:val="Überschrift 1 Zchn"/>
-    <w:basedOn w:val="Absatz-Standardschriftart"/>
-    <w:link w:val="berschrift1"/>
+  <w:style w:type="character" w:customStyle="1" w:styleId="Ttulo1Car">
+    <w:name w:val="Título 1 Car"/>
+    <w:basedOn w:val="Fuentedeprrafopredeter"/>
+    <w:link w:val="Ttulo1"/>
     <w:uiPriority w:val="9"/>
     <w:rsid w:val="006F17A5"/>
     <w:rPr>
@@ -1152,10 +1164,10 @@
       <w:lang w:val="es-ES"/>
     </w:rPr>
   </w:style>
-  <w:style w:type="character" w:customStyle="1" w:styleId="berschrift2Zchn">
-    <w:name w:val="Überschrift 2 Zchn"/>
-    <w:basedOn w:val="Absatz-Standardschriftart"/>
-    <w:link w:val="berschrift2"/>
+  <w:style w:type="character" w:customStyle="1" w:styleId="Ttulo2Car">
+    <w:name w:val="Título 2 Car"/>
+    <w:basedOn w:val="Fuentedeprrafopredeter"/>
+    <w:link w:val="Ttulo2"/>
     <w:uiPriority w:val="9"/>
     <w:semiHidden/>
     <w:rsid w:val="00F8799B"/>
@@ -1166,10 +1178,10 @@
       <w:szCs w:val="32"/>
     </w:rPr>
   </w:style>
-  <w:style w:type="character" w:customStyle="1" w:styleId="berschrift3Zchn">
-    <w:name w:val="Überschrift 3 Zchn"/>
-    <w:basedOn w:val="Absatz-Standardschriftart"/>
-    <w:link w:val="berschrift3"/>
+  <w:style w:type="character" w:customStyle="1" w:styleId="Ttulo3Car">
+    <w:name w:val="Título 3 Car"/>
+    <w:basedOn w:val="Fuentedeprrafopredeter"/>
+    <w:link w:val="Ttulo3"/>
     <w:uiPriority w:val="9"/>
     <w:semiHidden/>
     <w:rsid w:val="00F8799B"/>
@@ -1180,10 +1192,10 @@
       <w:szCs w:val="28"/>
     </w:rPr>
   </w:style>
-  <w:style w:type="character" w:customStyle="1" w:styleId="berschrift4Zchn">
-    <w:name w:val="Überschrift 4 Zchn"/>
-    <w:basedOn w:val="Absatz-Standardschriftart"/>
-    <w:link w:val="berschrift4"/>
+  <w:style w:type="character" w:customStyle="1" w:styleId="Ttulo4Car">
+    <w:name w:val="Título 4 Car"/>
+    <w:basedOn w:val="Fuentedeprrafopredeter"/>
+    <w:link w:val="Ttulo4"/>
     <w:uiPriority w:val="9"/>
     <w:semiHidden/>
     <w:rsid w:val="00F8799B"/>
@@ -1194,10 +1206,10 @@
       <w:color w:val="0F4761" w:themeColor="accent1" w:themeShade="BF"/>
     </w:rPr>
   </w:style>
-  <w:style w:type="character" w:customStyle="1" w:styleId="berschrift5Zchn">
-    <w:name w:val="Überschrift 5 Zchn"/>
-    <w:basedOn w:val="Absatz-Standardschriftart"/>
-    <w:link w:val="berschrift5"/>
+  <w:style w:type="character" w:customStyle="1" w:styleId="Ttulo5Car">
+    <w:name w:val="Título 5 Car"/>
+    <w:basedOn w:val="Fuentedeprrafopredeter"/>
+    <w:link w:val="Ttulo5"/>
     <w:uiPriority w:val="9"/>
     <w:semiHidden/>
     <w:rsid w:val="00F8799B"/>
@@ -1206,10 +1218,10 @@
       <w:color w:val="0F4761" w:themeColor="accent1" w:themeShade="BF"/>
     </w:rPr>
   </w:style>
-  <w:style w:type="character" w:customStyle="1" w:styleId="berschrift6Zchn">
-    <w:name w:val="Überschrift 6 Zchn"/>
-    <w:basedOn w:val="Absatz-Standardschriftart"/>
-    <w:link w:val="berschrift6"/>
+  <w:style w:type="character" w:customStyle="1" w:styleId="Ttulo6Car">
+    <w:name w:val="Título 6 Car"/>
+    <w:basedOn w:val="Fuentedeprrafopredeter"/>
+    <w:link w:val="Ttulo6"/>
     <w:uiPriority w:val="9"/>
     <w:semiHidden/>
     <w:rsid w:val="00F8799B"/>
@@ -1220,10 +1232,10 @@
       <w:color w:val="595959" w:themeColor="text1" w:themeTint="A6"/>
     </w:rPr>
   </w:style>
-  <w:style w:type="character" w:customStyle="1" w:styleId="berschrift7Zchn">
-    <w:name w:val="Überschrift 7 Zchn"/>
-    <w:basedOn w:val="Absatz-Standardschriftart"/>
-    <w:link w:val="berschrift7"/>
+  <w:style w:type="character" w:customStyle="1" w:styleId="Ttulo7Car">
+    <w:name w:val="Título 7 Car"/>
+    <w:basedOn w:val="Fuentedeprrafopredeter"/>
+    <w:link w:val="Ttulo7"/>
     <w:uiPriority w:val="9"/>
     <w:semiHidden/>
     <w:rsid w:val="00F8799B"/>
@@ -1232,10 +1244,10 @@
       <w:color w:val="595959" w:themeColor="text1" w:themeTint="A6"/>
     </w:rPr>
   </w:style>
-  <w:style w:type="character" w:customStyle="1" w:styleId="berschrift8Zchn">
-    <w:name w:val="Überschrift 8 Zchn"/>
-    <w:basedOn w:val="Absatz-Standardschriftart"/>
-    <w:link w:val="berschrift8"/>
+  <w:style w:type="character" w:customStyle="1" w:styleId="Ttulo8Car">
+    <w:name w:val="Título 8 Car"/>
+    <w:basedOn w:val="Fuentedeprrafopredeter"/>
+    <w:link w:val="Ttulo8"/>
     <w:uiPriority w:val="9"/>
     <w:semiHidden/>
     <w:rsid w:val="00F8799B"/>
@@ -1246,10 +1258,10 @@
       <w:color w:val="272727" w:themeColor="text1" w:themeTint="D8"/>
     </w:rPr>
   </w:style>
-  <w:style w:type="character" w:customStyle="1" w:styleId="berschrift9Zchn">
-    <w:name w:val="Überschrift 9 Zchn"/>
-    <w:basedOn w:val="Absatz-Standardschriftart"/>
-    <w:link w:val="berschrift9"/>
+  <w:style w:type="character" w:customStyle="1" w:styleId="Ttulo9Car">
+    <w:name w:val="Título 9 Car"/>
+    <w:basedOn w:val="Fuentedeprrafopredeter"/>
+    <w:link w:val="Ttulo9"/>
     <w:uiPriority w:val="9"/>
     <w:semiHidden/>
     <w:rsid w:val="00F8799B"/>
@@ -1258,11 +1270,11 @@
       <w:color w:val="272727" w:themeColor="text1" w:themeTint="D8"/>
     </w:rPr>
   </w:style>
-  <w:style w:type="paragraph" w:styleId="Titel">
+  <w:style w:type="paragraph" w:styleId="Ttulo">
     <w:name w:val="Title"/>
-    <w:basedOn w:val="Standard"/>
-    <w:next w:val="Standard"/>
-    <w:link w:val="TitelZchn"/>
+    <w:basedOn w:val="Normal"/>
+    <w:next w:val="Normal"/>
+    <w:link w:val="TtuloCar"/>
     <w:uiPriority w:val="10"/>
     <w:qFormat/>
     <w:rsid w:val="00EA0FFB"/>
@@ -1277,10 +1289,10 @@
       <w:szCs w:val="40"/>
     </w:rPr>
   </w:style>
-  <w:style w:type="character" w:customStyle="1" w:styleId="TitelZchn">
-    <w:name w:val="Titel Zchn"/>
-    <w:basedOn w:val="Absatz-Standardschriftart"/>
-    <w:link w:val="Titel"/>
+  <w:style w:type="character" w:customStyle="1" w:styleId="TtuloCar">
+    <w:name w:val="Título Car"/>
+    <w:basedOn w:val="Fuentedeprrafopredeter"/>
+    <w:link w:val="Ttulo"/>
     <w:uiPriority w:val="10"/>
     <w:rsid w:val="00EA0FFB"/>
     <w:rPr>
@@ -1292,11 +1304,11 @@
       <w:lang w:val="es-ES"/>
     </w:rPr>
   </w:style>
-  <w:style w:type="paragraph" w:styleId="Untertitel">
+  <w:style w:type="paragraph" w:styleId="Subttulo">
     <w:name w:val="Subtitle"/>
-    <w:basedOn w:val="Standard"/>
-    <w:next w:val="Standard"/>
-    <w:link w:val="UntertitelZchn"/>
+    <w:basedOn w:val="Normal"/>
+    <w:next w:val="Normal"/>
+    <w:link w:val="SubttuloCar"/>
     <w:uiPriority w:val="11"/>
     <w:qFormat/>
     <w:rsid w:val="00EA0FFB"/>
@@ -1310,10 +1322,10 @@
       <w:lang w:val="en-GB"/>
     </w:rPr>
   </w:style>
-  <w:style w:type="character" w:customStyle="1" w:styleId="UntertitelZchn">
-    <w:name w:val="Untertitel Zchn"/>
-    <w:basedOn w:val="Absatz-Standardschriftart"/>
-    <w:link w:val="Untertitel"/>
+  <w:style w:type="character" w:customStyle="1" w:styleId="SubttuloCar">
+    <w:name w:val="Subtítulo Car"/>
+    <w:basedOn w:val="Fuentedeprrafopredeter"/>
+    <w:link w:val="Subttulo"/>
     <w:uiPriority w:val="11"/>
     <w:rsid w:val="00EA0FFB"/>
     <w:rPr>
@@ -1323,11 +1335,11 @@
       <w:lang w:val="en-GB"/>
     </w:rPr>
   </w:style>
-  <w:style w:type="paragraph" w:styleId="Zitat">
+  <w:style w:type="paragraph" w:styleId="Cita">
     <w:name w:val="Quote"/>
-    <w:basedOn w:val="KeinLeerraum"/>
-    <w:next w:val="Standard"/>
-    <w:link w:val="ZitatZchn"/>
+    <w:basedOn w:val="Sinespaciado"/>
+    <w:next w:val="Normal"/>
+    <w:link w:val="CitaCar"/>
     <w:uiPriority w:val="29"/>
     <w:qFormat/>
     <w:rsid w:val="00AC3956"/>
@@ -1340,10 +1352,10 @@
       <w:szCs w:val="22"/>
     </w:rPr>
   </w:style>
-  <w:style w:type="character" w:customStyle="1" w:styleId="ZitatZchn">
-    <w:name w:val="Zitat Zchn"/>
-    <w:basedOn w:val="Absatz-Standardschriftart"/>
-    <w:link w:val="Zitat"/>
+  <w:style w:type="character" w:customStyle="1" w:styleId="CitaCar">
+    <w:name w:val="Cita Car"/>
+    <w:basedOn w:val="Fuentedeprrafopredeter"/>
+    <w:link w:val="Cita"/>
     <w:uiPriority w:val="29"/>
     <w:rsid w:val="00AC3956"/>
     <w:rPr>
@@ -1353,9 +1365,9 @@
       <w:lang w:val="es-ES"/>
     </w:rPr>
   </w:style>
-  <w:style w:type="paragraph" w:styleId="Listenabsatz">
+  <w:style w:type="paragraph" w:styleId="Prrafodelista">
     <w:name w:val="List Paragraph"/>
-    <w:basedOn w:val="Standard"/>
+    <w:basedOn w:val="Normal"/>
     <w:uiPriority w:val="34"/>
     <w:qFormat/>
     <w:rsid w:val="00F8799B"/>
@@ -1364,9 +1376,9 @@
       <w:contextualSpacing/>
     </w:pPr>
   </w:style>
-  <w:style w:type="character" w:styleId="IntensiveHervorhebung">
+  <w:style w:type="character" w:styleId="nfasisintenso">
     <w:name w:val="Intense Emphasis"/>
-    <w:basedOn w:val="Absatz-Standardschriftart"/>
+    <w:basedOn w:val="Fuentedeprrafopredeter"/>
     <w:uiPriority w:val="21"/>
     <w:qFormat/>
     <w:rsid w:val="00F8799B"/>
@@ -1376,11 +1388,11 @@
       <w:color w:val="0F4761" w:themeColor="accent1" w:themeShade="BF"/>
     </w:rPr>
   </w:style>
-  <w:style w:type="paragraph" w:styleId="IntensivesZitat">
+  <w:style w:type="paragraph" w:styleId="Citadestacada">
     <w:name w:val="Intense Quote"/>
-    <w:basedOn w:val="Standard"/>
-    <w:next w:val="Standard"/>
-    <w:link w:val="IntensivesZitatZchn"/>
+    <w:basedOn w:val="Normal"/>
+    <w:next w:val="Normal"/>
+    <w:link w:val="CitadestacadaCar"/>
     <w:uiPriority w:val="30"/>
     <w:qFormat/>
     <w:rsid w:val="00F8799B"/>
@@ -1399,10 +1411,10 @@
       <w:color w:val="0F4761" w:themeColor="accent1" w:themeShade="BF"/>
     </w:rPr>
   </w:style>
-  <w:style w:type="character" w:customStyle="1" w:styleId="IntensivesZitatZchn">
-    <w:name w:val="Intensives Zitat Zchn"/>
-    <w:basedOn w:val="Absatz-Standardschriftart"/>
-    <w:link w:val="IntensivesZitat"/>
+  <w:style w:type="character" w:customStyle="1" w:styleId="CitadestacadaCar">
+    <w:name w:val="Cita destacada Car"/>
+    <w:basedOn w:val="Fuentedeprrafopredeter"/>
+    <w:link w:val="Citadestacada"/>
     <w:uiPriority w:val="30"/>
     <w:rsid w:val="00F8799B"/>
     <w:rPr>
@@ -1411,9 +1423,9 @@
       <w:color w:val="0F4761" w:themeColor="accent1" w:themeShade="BF"/>
     </w:rPr>
   </w:style>
-  <w:style w:type="character" w:styleId="IntensiverVerweis">
+  <w:style w:type="character" w:styleId="Referenciaintensa">
     <w:name w:val="Intense Reference"/>
-    <w:basedOn w:val="Absatz-Standardschriftart"/>
+    <w:basedOn w:val="Fuentedeprrafopredeter"/>
     <w:uiPriority w:val="32"/>
     <w:qFormat/>
     <w:rsid w:val="00F8799B"/>
@@ -1425,10 +1437,10 @@
       <w:spacing w:val="5"/>
     </w:rPr>
   </w:style>
-  <w:style w:type="paragraph" w:styleId="Kopfzeile">
+  <w:style w:type="paragraph" w:styleId="Encabezado">
     <w:name w:val="header"/>
-    <w:basedOn w:val="Standard"/>
-    <w:link w:val="KopfzeileZchn"/>
+    <w:basedOn w:val="Normal"/>
+    <w:link w:val="EncabezadoCar"/>
     <w:uiPriority w:val="99"/>
     <w:unhideWhenUsed/>
     <w:rsid w:val="00A01732"/>
@@ -1440,10 +1452,10 @@
       <w:spacing w:line="240" w:lineRule="auto"/>
     </w:pPr>
   </w:style>
-  <w:style w:type="character" w:customStyle="1" w:styleId="KopfzeileZchn">
-    <w:name w:val="Kopfzeile Zchn"/>
-    <w:basedOn w:val="Absatz-Standardschriftart"/>
-    <w:link w:val="Kopfzeile"/>
+  <w:style w:type="character" w:customStyle="1" w:styleId="EncabezadoCar">
+    <w:name w:val="Encabezado Car"/>
+    <w:basedOn w:val="Fuentedeprrafopredeter"/>
+    <w:link w:val="Encabezado"/>
     <w:uiPriority w:val="99"/>
     <w:rsid w:val="00A01732"/>
     <w:rPr>
@@ -1451,10 +1463,10 @@
       <w:lang w:val="es-ES"/>
     </w:rPr>
   </w:style>
-  <w:style w:type="paragraph" w:styleId="Fuzeile">
+  <w:style w:type="paragraph" w:styleId="Piedepgina">
     <w:name w:val="footer"/>
-    <w:basedOn w:val="Standard"/>
-    <w:link w:val="FuzeileZchn"/>
+    <w:basedOn w:val="Normal"/>
+    <w:link w:val="PiedepginaCar"/>
     <w:uiPriority w:val="99"/>
     <w:unhideWhenUsed/>
     <w:rsid w:val="00A01732"/>
@@ -1466,10 +1478,10 @@
       <w:spacing w:line="240" w:lineRule="auto"/>
     </w:pPr>
   </w:style>
-  <w:style w:type="character" w:customStyle="1" w:styleId="FuzeileZchn">
-    <w:name w:val="Fußzeile Zchn"/>
-    <w:basedOn w:val="Absatz-Standardschriftart"/>
-    <w:link w:val="Fuzeile"/>
+  <w:style w:type="character" w:customStyle="1" w:styleId="PiedepginaCar">
+    <w:name w:val="Pie de página Car"/>
+    <w:basedOn w:val="Fuentedeprrafopredeter"/>
+    <w:link w:val="Piedepgina"/>
     <w:uiPriority w:val="99"/>
     <w:rsid w:val="00A01732"/>
     <w:rPr>
@@ -1477,10 +1489,10 @@
       <w:lang w:val="es-ES"/>
     </w:rPr>
   </w:style>
-  <w:style w:type="paragraph" w:styleId="KeinLeerraum">
+  <w:style w:type="paragraph" w:styleId="Sinespaciado">
     <w:name w:val="No Spacing"/>
     <w:aliases w:val="+Absatz"/>
-    <w:basedOn w:val="Standard"/>
+    <w:basedOn w:val="Normal"/>
     <w:uiPriority w:val="1"/>
     <w:qFormat/>
     <w:rsid w:val="00E17662"/>
@@ -1488,10 +1500,10 @@
       <w:ind w:firstLine="567"/>
     </w:pPr>
   </w:style>
-  <w:style w:type="paragraph" w:styleId="Funotentext">
+  <w:style w:type="paragraph" w:styleId="Textonotapie">
     <w:name w:val="footnote text"/>
-    <w:basedOn w:val="Standard"/>
-    <w:link w:val="FunotentextZchn"/>
+    <w:basedOn w:val="Normal"/>
+    <w:link w:val="TextonotapieCar"/>
     <w:uiPriority w:val="99"/>
     <w:unhideWhenUsed/>
     <w:rsid w:val="00430D22"/>
@@ -1503,10 +1515,10 @@
       <w:szCs w:val="20"/>
     </w:rPr>
   </w:style>
-  <w:style w:type="character" w:customStyle="1" w:styleId="FunotentextZchn">
-    <w:name w:val="Fußnotentext Zchn"/>
-    <w:basedOn w:val="Absatz-Standardschriftart"/>
-    <w:link w:val="Funotentext"/>
+  <w:style w:type="character" w:customStyle="1" w:styleId="TextonotapieCar">
+    <w:name w:val="Texto nota pie Car"/>
+    <w:basedOn w:val="Fuentedeprrafopredeter"/>
+    <w:link w:val="Textonotapie"/>
     <w:uiPriority w:val="99"/>
     <w:rsid w:val="00430D22"/>
     <w:rPr>
@@ -1516,9 +1528,9 @@
       <w:lang w:val="es-ES"/>
     </w:rPr>
   </w:style>
-  <w:style w:type="character" w:styleId="Funotenzeichen">
+  <w:style w:type="character" w:styleId="Refdenotaalpie">
     <w:name w:val="footnote reference"/>
-    <w:basedOn w:val="Absatz-Standardschriftart"/>
+    <w:basedOn w:val="Fuentedeprrafopredeter"/>
     <w:uiPriority w:val="99"/>
     <w:semiHidden/>
     <w:unhideWhenUsed/>
@@ -1527,9 +1539,9 @@
       <w:vertAlign w:val="superscript"/>
     </w:rPr>
   </w:style>
-  <w:style w:type="table" w:styleId="Tabellenraster">
+  <w:style w:type="table" w:styleId="Tablaconcuadrcula">
     <w:name w:val="Table Grid"/>
-    <w:basedOn w:val="NormaleTabelle"/>
+    <w:basedOn w:val="Tablanormal"/>
     <w:uiPriority w:val="39"/>
     <w:rsid w:val="00400059"/>
     <w:pPr>
@@ -1546,10 +1558,10 @@
       </w:tblBorders>
     </w:tblPr>
   </w:style>
-  <w:style w:type="paragraph" w:styleId="Beschriftung">
+  <w:style w:type="paragraph" w:styleId="Descripcin">
     <w:name w:val="caption"/>
-    <w:basedOn w:val="Standard"/>
-    <w:next w:val="Standard"/>
+    <w:basedOn w:val="Normal"/>
+    <w:next w:val="Normal"/>
     <w:uiPriority w:val="35"/>
     <w:unhideWhenUsed/>
     <w:qFormat/>
@@ -1565,9 +1577,9 @@
       <w:szCs w:val="18"/>
     </w:rPr>
   </w:style>
-  <w:style w:type="character" w:styleId="Kommentarzeichen">
+  <w:style w:type="character" w:styleId="Refdecomentario">
     <w:name w:val="annotation reference"/>
-    <w:basedOn w:val="Absatz-Standardschriftart"/>
+    <w:basedOn w:val="Fuentedeprrafopredeter"/>
     <w:uiPriority w:val="99"/>
     <w:semiHidden/>
     <w:unhideWhenUsed/>
@@ -1577,10 +1589,10 @@
       <w:szCs w:val="16"/>
     </w:rPr>
   </w:style>
-  <w:style w:type="paragraph" w:styleId="Kommentartext">
+  <w:style w:type="paragraph" w:styleId="Textocomentario">
     <w:name w:val="annotation text"/>
-    <w:basedOn w:val="Standard"/>
-    <w:link w:val="KommentartextZchn"/>
+    <w:basedOn w:val="Normal"/>
+    <w:link w:val="TextocomentarioCar"/>
     <w:uiPriority w:val="99"/>
     <w:semiHidden/>
     <w:unhideWhenUsed/>
@@ -1593,10 +1605,10 @@
       <w:szCs w:val="20"/>
     </w:rPr>
   </w:style>
-  <w:style w:type="character" w:customStyle="1" w:styleId="KommentartextZchn">
-    <w:name w:val="Kommentartext Zchn"/>
-    <w:basedOn w:val="Absatz-Standardschriftart"/>
-    <w:link w:val="Kommentartext"/>
+  <w:style w:type="character" w:customStyle="1" w:styleId="TextocomentarioCar">
+    <w:name w:val="Texto comentario Car"/>
+    <w:basedOn w:val="Fuentedeprrafopredeter"/>
+    <w:link w:val="Textocomentario"/>
     <w:uiPriority w:val="99"/>
     <w:semiHidden/>
     <w:rsid w:val="006131FA"/>
@@ -1607,11 +1619,11 @@
       <w:lang w:val="es-ES"/>
     </w:rPr>
   </w:style>
-  <w:style w:type="paragraph" w:styleId="Kommentarthema">
+  <w:style w:type="paragraph" w:styleId="Asuntodelcomentario">
     <w:name w:val="annotation subject"/>
-    <w:basedOn w:val="Kommentartext"/>
-    <w:next w:val="Kommentartext"/>
-    <w:link w:val="KommentarthemaZchn"/>
+    <w:basedOn w:val="Textocomentario"/>
+    <w:next w:val="Textocomentario"/>
+    <w:link w:val="AsuntodelcomentarioCar"/>
     <w:uiPriority w:val="99"/>
     <w:semiHidden/>
     <w:unhideWhenUsed/>
@@ -1621,10 +1633,10 @@
       <w:bCs/>
     </w:rPr>
   </w:style>
-  <w:style w:type="character" w:customStyle="1" w:styleId="KommentarthemaZchn">
-    <w:name w:val="Kommentarthema Zchn"/>
-    <w:basedOn w:val="KommentartextZchn"/>
-    <w:link w:val="Kommentarthema"/>
+  <w:style w:type="character" w:customStyle="1" w:styleId="AsuntodelcomentarioCar">
+    <w:name w:val="Asunto del comentario Car"/>
+    <w:basedOn w:val="TextocomentarioCar"/>
+    <w:link w:val="Asuntodelcomentario"/>
     <w:uiPriority w:val="99"/>
     <w:semiHidden/>
     <w:rsid w:val="006131FA"/>
@@ -1637,10 +1649,10 @@
       <w:lang w:val="es-ES"/>
     </w:rPr>
   </w:style>
-  <w:style w:type="paragraph" w:styleId="Sprechblasentext">
+  <w:style w:type="paragraph" w:styleId="Textodeglobo">
     <w:name w:val="Balloon Text"/>
-    <w:basedOn w:val="Standard"/>
-    <w:link w:val="SprechblasentextZchn"/>
+    <w:basedOn w:val="Normal"/>
+    <w:link w:val="TextodegloboCar"/>
     <w:uiPriority w:val="99"/>
     <w:semiHidden/>
     <w:unhideWhenUsed/>
@@ -1654,10 +1666,10 @@
       <w:szCs w:val="18"/>
     </w:rPr>
   </w:style>
-  <w:style w:type="character" w:customStyle="1" w:styleId="SprechblasentextZchn">
-    <w:name w:val="Sprechblasentext Zchn"/>
-    <w:basedOn w:val="Absatz-Standardschriftart"/>
-    <w:link w:val="Sprechblasentext"/>
+  <w:style w:type="character" w:customStyle="1" w:styleId="TextodegloboCar">
+    <w:name w:val="Texto de globo Car"/>
+    <w:basedOn w:val="Fuentedeprrafopredeter"/>
+    <w:link w:val="Textodeglobo"/>
     <w:uiPriority w:val="99"/>
     <w:semiHidden/>
     <w:rsid w:val="009C3EE1"/>
